--- a/course-materials/helpdesk-tier1-2/study-packs/Module_3_Windows_OS_Support_Security_A_Core_2.docx
+++ b/course-materials/helpdesk-tier1-2/study-packs/Module_3_Windows_OS_Support_Security_A_Core_2.docx
@@ -619,7 +619,7 @@
         <w:pStyle w:val="ListBullet"/>
       </w:pPr>
       <w:r>
-        <w:t>CompTIA — A+ Core 2 (220-1102) exam objectives — https://www.comptia.org/certifications/a</w:t>
+        <w:t>CompTIA — A+ Core 2 (220-1202) exam objectives — https://www.comptia.org/certifications/a</w:t>
       </w:r>
     </w:p>
     <w:p>
@@ -1322,7 +1322,7 @@
         <w:pStyle w:val="ListBullet"/>
       </w:pPr>
       <w:r>
-        <w:t>CompTIA — A+ Core 2 (220-1102) exam objectives — https://www.comptia.org/certifications/a</w:t>
+        <w:t>CompTIA — A+ Core 2 (220-1202) exam objectives — https://www.comptia.org/certifications/a</w:t>
       </w:r>
     </w:p>
     <w:p>
@@ -1887,7 +1887,7 @@
         <w:pStyle w:val="ListBullet"/>
       </w:pPr>
       <w:r>
-        <w:t>CompTIA — A+ Core 2 (220-1102) exam objectives — https://www.comptia.org/certifications/a</w:t>
+        <w:t>CompTIA — A+ Core 2 (220-1202) exam objectives — https://www.comptia.org/certifications/a</w:t>
       </w:r>
     </w:p>
     <w:p>
@@ -2020,6 +2020,22 @@
           <w:rFonts w:ascii="Consolas" w:hAnsi="Consolas"/>
           <w:sz w:val="18"/>
         </w:rPr>
+        <w:t># Get-EventLog exists only in Windows PowerShell 5.1. In PowerShell 7 use:</w:t>
+        <w:br/>
+      </w:r>
+      <w:r>
+        <w:rPr>
+          <w:rFonts w:ascii="Consolas" w:hAnsi="Consolas"/>
+          <w:sz w:val="18"/>
+        </w:rPr>
+        <w:t># Get-WinEvent -FilterHashtable @{ LogName='System'; Level=2 } -MaxEvents 5</w:t>
+        <w:br/>
+      </w:r>
+      <w:r>
+        <w:rPr>
+          <w:rFonts w:ascii="Consolas" w:hAnsi="Consolas"/>
+          <w:sz w:val="18"/>
+        </w:rPr>
         <w:br/>
       </w:r>
       <w:r>
@@ -2483,7 +2499,7 @@
         <w:pStyle w:val="ListBullet"/>
       </w:pPr>
       <w:r>
-        <w:t>CompTIA — A+ Core 2 (220-1102) exam objectives — https://www.comptia.org/certifications/a</w:t>
+        <w:t>CompTIA — A+ Core 2 (220-1202) exam objectives — https://www.comptia.org/certifications/a</w:t>
       </w:r>
     </w:p>
     <w:p>
@@ -3048,7 +3064,7 @@
         <w:pStyle w:val="ListBullet"/>
       </w:pPr>
       <w:r>
-        <w:t>CompTIA — A+ Core 2 (220-1102) exam objectives — https://www.comptia.org/certifications/a</w:t>
+        <w:t>CompTIA — A+ Core 2 (220-1202) exam objectives — https://www.comptia.org/certifications/a</w:t>
       </w:r>
     </w:p>
     <w:p>
@@ -3811,7 +3827,7 @@
     </w:p>
     <w:p>
       <w:r>
-        <w:t>On Windows, File History handles versioned file backups:</w:t>
+        <w:t>On Windows, File History handles versioned file backups. There is no first-class PowerShell cmdlet for it — File History is turned on and managed from Control Panel, and its settings live in a config file under your profile. So to "check status" from PowerShell you confirm that a configuration exists:</w:t>
       </w:r>
     </w:p>
     <w:p>
@@ -3823,7 +3839,7 @@
           <w:rFonts w:ascii="Consolas" w:hAnsi="Consolas"/>
           <w:sz w:val="18"/>
         </w:rPr>
-        <w:t># File History is configured in Settings, but you can drive the engine</w:t>
+        <w:t># Open the File History control panel to turn it on or check settings</w:t>
         <w:br/>
       </w:r>
       <w:r>
@@ -3831,7 +3847,7 @@
           <w:rFonts w:ascii="Consolas" w:hAnsi="Consolas"/>
           <w:sz w:val="18"/>
         </w:rPr>
-        <w:t>FileHistory</w:t>
+        <w:t>control /name Microsoft.FileHistory</w:t>
         <w:br/>
       </w:r>
       <w:r>
@@ -3839,7 +3855,7 @@
           <w:rFonts w:ascii="Consolas" w:hAnsi="Consolas"/>
           <w:sz w:val="18"/>
         </w:rPr>
-        <w:t># Check status from PowerShell</w:t>
+        <w:t># Check status from PowerShell: a config file means File History has been set up</w:t>
         <w:br/>
       </w:r>
       <w:r>
@@ -3847,12 +3863,12 @@
           <w:rFonts w:ascii="Consolas" w:hAnsi="Consolas"/>
           <w:sz w:val="18"/>
         </w:rPr>
-        <w:t>Get-WindowsFeature -Name FS-Data-Deduplication | Format-Table -AutoSize</w:t>
-      </w:r>
-    </w:p>
-    <w:p>
-      <w:r>
-        <w:t>To restore a single file, open File History from Control Panel, browse to the file, pick a version, and click the green restore button.</w:t>
+        <w:t>Get-ChildItem "$env:LOCALAPPDATA\Microsoft\Windows\FileHistory\Configuration\" -ErrorAction SilentlyContinue</w:t>
+      </w:r>
+    </w:p>
+    <w:p>
+      <w:r>
+        <w:t>If that folder contains a Config.xml file, File History has been configured for the user; an empty or missing folder means it has never been turned on. To restore a single file, open File History from Control Panel, browse to the file, pick a version, and click the green restore button.</w:t>
       </w:r>
     </w:p>
     <w:p>
